--- a/_materials/dogovor-pacienta/out/Приложение-1-План-лечения-смета.docx
+++ b/_materials/dogovor-pacienta/out/Приложение-1-План-лечения-смета.docx
@@ -2215,7 +2215,7 @@
     </w:tbl>
     <w:sectPr>
       <w:footerReference w:type="default" r:id="rId9"/>
-      <w:pgSz w:w="12240" w:h="15840"/>
+      <w:pgSz w:w="11906" w:h="16838"/>
       <w:pgMar w:top="1020" w:right="850" w:bottom="907" w:left="1134" w:header="720" w:footer="720" w:gutter="0"/>
       <w:cols w:space="720"/>
       <w:docGrid w:linePitch="360"/>
